--- a/Лабораторная работа 1 Пинчуков.docx
+++ b/Лабораторная работа 1 Пинчуков.docx
@@ -9,6 +9,476 @@
         <w:rPr>
           <w:rFonts w:ascii="Times New Roman Bold" w:hAnsi="Times New Roman Bold" w:cs="Times New Roman Bold"/>
           <w:b/>
+          <w:bCs/>
+          <w:lang w:val="ru-RU"/>
+        </w:rPr>
+      </w:pPr>
+    </w:p>
+    <w:p>
+      <w:pPr>
+        <w:jc w:val="center"/>
+        <w:rPr>
+          <w:rFonts w:ascii="Times New Roman" w:hAnsi="Times New Roman" w:cs="Times New Roman"/>
+          <w:sz w:val="28"/>
+          <w:szCs w:val="28"/>
+        </w:rPr>
+      </w:pPr>
+      <w:proofErr w:type="spellStart"/>
+      <w:r>
+        <w:rPr>
+          <w:rFonts w:ascii="Times New Roman" w:hAnsi="Times New Roman" w:cs="Times New Roman"/>
+          <w:sz w:val="28"/>
+          <w:szCs w:val="28"/>
+        </w:rPr>
+        <w:t>Министерство</w:t>
+      </w:r>
+      <w:proofErr w:type="spellEnd"/>
+      <w:r>
+        <w:rPr>
+          <w:rFonts w:ascii="Times New Roman" w:hAnsi="Times New Roman" w:cs="Times New Roman"/>
+          <w:sz w:val="28"/>
+          <w:szCs w:val="28"/>
+        </w:rPr>
+        <w:t xml:space="preserve"> </w:t>
+      </w:r>
+      <w:proofErr w:type="spellStart"/>
+      <w:r>
+        <w:rPr>
+          <w:rFonts w:ascii="Times New Roman" w:hAnsi="Times New Roman" w:cs="Times New Roman"/>
+          <w:sz w:val="28"/>
+          <w:szCs w:val="28"/>
+        </w:rPr>
+        <w:t>образования</w:t>
+      </w:r>
+      <w:proofErr w:type="spellEnd"/>
+      <w:r>
+        <w:rPr>
+          <w:rFonts w:ascii="Times New Roman" w:hAnsi="Times New Roman" w:cs="Times New Roman"/>
+          <w:sz w:val="28"/>
+          <w:szCs w:val="28"/>
+        </w:rPr>
+        <w:t xml:space="preserve"> </w:t>
+      </w:r>
+      <w:proofErr w:type="spellStart"/>
+      <w:r>
+        <w:rPr>
+          <w:rFonts w:ascii="Times New Roman" w:hAnsi="Times New Roman" w:cs="Times New Roman"/>
+          <w:sz w:val="28"/>
+          <w:szCs w:val="28"/>
+        </w:rPr>
+        <w:t>Республики</w:t>
+      </w:r>
+      <w:proofErr w:type="spellEnd"/>
+      <w:r>
+        <w:rPr>
+          <w:rFonts w:ascii="Times New Roman" w:hAnsi="Times New Roman" w:cs="Times New Roman"/>
+          <w:sz w:val="28"/>
+          <w:szCs w:val="28"/>
+        </w:rPr>
+        <w:t xml:space="preserve"> </w:t>
+      </w:r>
+      <w:proofErr w:type="spellStart"/>
+      <w:r>
+        <w:rPr>
+          <w:rFonts w:ascii="Times New Roman" w:hAnsi="Times New Roman" w:cs="Times New Roman"/>
+          <w:sz w:val="28"/>
+          <w:szCs w:val="28"/>
+        </w:rPr>
+        <w:t>Беларусь</w:t>
+      </w:r>
+      <w:proofErr w:type="spellEnd"/>
+    </w:p>
+    <w:p>
+      <w:pPr>
+        <w:jc w:val="center"/>
+        <w:rPr>
+          <w:rFonts w:ascii="Times New Roman" w:hAnsi="Times New Roman" w:cs="Times New Roman"/>
+          <w:sz w:val="28"/>
+          <w:szCs w:val="28"/>
+        </w:rPr>
+      </w:pPr>
+    </w:p>
+    <w:p>
+      <w:pPr>
+        <w:jc w:val="center"/>
+        <w:rPr>
+          <w:rFonts w:ascii="Times New Roman" w:hAnsi="Times New Roman" w:cs="Times New Roman"/>
+          <w:sz w:val="28"/>
+          <w:szCs w:val="28"/>
+        </w:rPr>
+      </w:pPr>
+      <w:proofErr w:type="spellStart"/>
+      <w:r>
+        <w:rPr>
+          <w:rFonts w:ascii="Times New Roman" w:hAnsi="Times New Roman" w:cs="Times New Roman"/>
+          <w:sz w:val="28"/>
+          <w:szCs w:val="28"/>
+        </w:rPr>
+        <w:t>Учреждение</w:t>
+      </w:r>
+      <w:proofErr w:type="spellEnd"/>
+      <w:r>
+        <w:rPr>
+          <w:rFonts w:ascii="Times New Roman" w:hAnsi="Times New Roman" w:cs="Times New Roman"/>
+          <w:sz w:val="28"/>
+          <w:szCs w:val="28"/>
+        </w:rPr>
+        <w:t xml:space="preserve"> </w:t>
+      </w:r>
+      <w:proofErr w:type="spellStart"/>
+      <w:r>
+        <w:rPr>
+          <w:rFonts w:ascii="Times New Roman" w:hAnsi="Times New Roman" w:cs="Times New Roman"/>
+          <w:sz w:val="28"/>
+          <w:szCs w:val="28"/>
+        </w:rPr>
+        <w:t>образования</w:t>
+      </w:r>
+      <w:proofErr w:type="spellEnd"/>
+    </w:p>
+    <w:p>
+      <w:pPr>
+        <w:jc w:val="center"/>
+        <w:rPr>
+          <w:rFonts w:ascii="Times New Roman" w:hAnsi="Times New Roman" w:cs="Times New Roman"/>
+          <w:sz w:val="28"/>
+          <w:szCs w:val="28"/>
+        </w:rPr>
+      </w:pPr>
+      <w:r>
+        <w:rPr>
+          <w:rFonts w:ascii="Times New Roman" w:hAnsi="Times New Roman" w:cs="Times New Roman"/>
+          <w:sz w:val="28"/>
+          <w:szCs w:val="28"/>
+        </w:rPr>
+        <w:t>«</w:t>
+      </w:r>
+      <w:proofErr w:type="spellStart"/>
+      <w:r>
+        <w:rPr>
+          <w:rFonts w:ascii="Times New Roman" w:hAnsi="Times New Roman" w:cs="Times New Roman"/>
+          <w:sz w:val="28"/>
+          <w:szCs w:val="28"/>
+        </w:rPr>
+        <w:t>Гомельский</w:t>
+      </w:r>
+      <w:proofErr w:type="spellEnd"/>
+      <w:r>
+        <w:rPr>
+          <w:rFonts w:ascii="Times New Roman" w:hAnsi="Times New Roman" w:cs="Times New Roman"/>
+          <w:sz w:val="28"/>
+          <w:szCs w:val="28"/>
+        </w:rPr>
+        <w:t xml:space="preserve"> </w:t>
+      </w:r>
+      <w:proofErr w:type="spellStart"/>
+      <w:r>
+        <w:rPr>
+          <w:rFonts w:ascii="Times New Roman" w:hAnsi="Times New Roman" w:cs="Times New Roman"/>
+          <w:sz w:val="28"/>
+          <w:szCs w:val="28"/>
+        </w:rPr>
+        <w:t>государственный</w:t>
+      </w:r>
+      <w:proofErr w:type="spellEnd"/>
+      <w:r>
+        <w:rPr>
+          <w:rFonts w:ascii="Times New Roman" w:hAnsi="Times New Roman" w:cs="Times New Roman"/>
+          <w:sz w:val="28"/>
+          <w:szCs w:val="28"/>
+        </w:rPr>
+        <w:t xml:space="preserve"> </w:t>
+      </w:r>
+      <w:proofErr w:type="spellStart"/>
+      <w:r>
+        <w:rPr>
+          <w:rFonts w:ascii="Times New Roman" w:hAnsi="Times New Roman" w:cs="Times New Roman"/>
+          <w:sz w:val="28"/>
+          <w:szCs w:val="28"/>
+        </w:rPr>
+        <w:t>университет</w:t>
+      </w:r>
+      <w:proofErr w:type="spellEnd"/>
+      <w:r>
+        <w:rPr>
+          <w:rFonts w:ascii="Times New Roman" w:hAnsi="Times New Roman" w:cs="Times New Roman"/>
+          <w:sz w:val="28"/>
+          <w:szCs w:val="28"/>
+        </w:rPr>
+        <w:t xml:space="preserve"> </w:t>
+      </w:r>
+      <w:r>
+        <w:rPr>
+          <w:rFonts w:ascii="Times New Roman" w:hAnsi="Times New Roman" w:cs="Times New Roman"/>
+          <w:sz w:val="28"/>
+          <w:szCs w:val="28"/>
+        </w:rPr>
+        <w:br/>
+      </w:r>
+      <w:proofErr w:type="spellStart"/>
+      <w:r>
+        <w:rPr>
+          <w:rFonts w:ascii="Times New Roman" w:hAnsi="Times New Roman" w:cs="Times New Roman"/>
+          <w:sz w:val="28"/>
+          <w:szCs w:val="28"/>
+        </w:rPr>
+        <w:t>имени</w:t>
+      </w:r>
+      <w:proofErr w:type="spellEnd"/>
+      <w:r>
+        <w:rPr>
+          <w:rFonts w:ascii="Times New Roman" w:hAnsi="Times New Roman" w:cs="Times New Roman"/>
+          <w:sz w:val="28"/>
+          <w:szCs w:val="28"/>
+        </w:rPr>
+        <w:t xml:space="preserve"> </w:t>
+      </w:r>
+      <w:proofErr w:type="spellStart"/>
+      <w:r>
+        <w:rPr>
+          <w:rFonts w:ascii="Times New Roman" w:hAnsi="Times New Roman" w:cs="Times New Roman"/>
+          <w:sz w:val="28"/>
+          <w:szCs w:val="28"/>
+        </w:rPr>
+        <w:t>Франциска</w:t>
+      </w:r>
+      <w:proofErr w:type="spellEnd"/>
+      <w:r>
+        <w:rPr>
+          <w:rFonts w:ascii="Times New Roman" w:hAnsi="Times New Roman" w:cs="Times New Roman"/>
+          <w:sz w:val="28"/>
+          <w:szCs w:val="28"/>
+        </w:rPr>
+        <w:t xml:space="preserve"> </w:t>
+      </w:r>
+      <w:proofErr w:type="spellStart"/>
+      <w:r>
+        <w:rPr>
+          <w:rFonts w:ascii="Times New Roman" w:hAnsi="Times New Roman" w:cs="Times New Roman"/>
+          <w:sz w:val="28"/>
+          <w:szCs w:val="28"/>
+        </w:rPr>
+        <w:t>Скорины</w:t>
+      </w:r>
+      <w:proofErr w:type="spellEnd"/>
+      <w:r>
+        <w:rPr>
+          <w:rFonts w:ascii="Times New Roman" w:hAnsi="Times New Roman" w:cs="Times New Roman"/>
+          <w:sz w:val="28"/>
+          <w:szCs w:val="28"/>
+        </w:rPr>
+        <w:t>»</w:t>
+      </w:r>
+    </w:p>
+    <w:p>
+      <w:pPr>
+        <w:jc w:val="center"/>
+        <w:rPr>
+          <w:rFonts w:ascii="Times New Roman" w:hAnsi="Times New Roman" w:cs="Times New Roman"/>
+          <w:sz w:val="28"/>
+          <w:szCs w:val="28"/>
+        </w:rPr>
+      </w:pPr>
+    </w:p>
+    <w:p>
+      <w:pPr>
+        <w:jc w:val="center"/>
+        <w:rPr>
+          <w:rFonts w:ascii="Times New Roman" w:hAnsi="Times New Roman" w:cs="Times New Roman"/>
+          <w:sz w:val="28"/>
+          <w:szCs w:val="28"/>
+        </w:rPr>
+      </w:pPr>
+      <w:proofErr w:type="spellStart"/>
+      <w:r>
+        <w:rPr>
+          <w:rFonts w:ascii="Times New Roman" w:hAnsi="Times New Roman" w:cs="Times New Roman"/>
+          <w:sz w:val="28"/>
+          <w:szCs w:val="28"/>
+        </w:rPr>
+        <w:t>Факультет</w:t>
+      </w:r>
+      <w:proofErr w:type="spellEnd"/>
+      <w:r>
+        <w:rPr>
+          <w:rFonts w:ascii="Times New Roman" w:hAnsi="Times New Roman" w:cs="Times New Roman"/>
+          <w:sz w:val="28"/>
+          <w:szCs w:val="28"/>
+        </w:rPr>
+        <w:t xml:space="preserve"> </w:t>
+      </w:r>
+      <w:proofErr w:type="spellStart"/>
+      <w:r>
+        <w:rPr>
+          <w:rFonts w:ascii="Times New Roman" w:hAnsi="Times New Roman" w:cs="Times New Roman"/>
+          <w:sz w:val="28"/>
+          <w:szCs w:val="28"/>
+        </w:rPr>
+        <w:t>физики</w:t>
+      </w:r>
+      <w:proofErr w:type="spellEnd"/>
+      <w:r>
+        <w:rPr>
+          <w:rFonts w:ascii="Times New Roman" w:hAnsi="Times New Roman" w:cs="Times New Roman"/>
+          <w:sz w:val="28"/>
+          <w:szCs w:val="28"/>
+        </w:rPr>
+        <w:t xml:space="preserve"> и</w:t>
+      </w:r>
+    </w:p>
+    <w:p>
+      <w:pPr>
+        <w:jc w:val="center"/>
+        <w:rPr>
+          <w:rFonts w:ascii="Times New Roman" w:hAnsi="Times New Roman" w:cs="Times New Roman"/>
+          <w:sz w:val="28"/>
+          <w:szCs w:val="28"/>
+        </w:rPr>
+      </w:pPr>
+      <w:proofErr w:type="spellStart"/>
+      <w:proofErr w:type="gramStart"/>
+      <w:r>
+        <w:rPr>
+          <w:rFonts w:ascii="Times New Roman" w:hAnsi="Times New Roman" w:cs="Times New Roman"/>
+          <w:sz w:val="28"/>
+          <w:szCs w:val="28"/>
+        </w:rPr>
+        <w:t>информационных</w:t>
+      </w:r>
+      <w:proofErr w:type="spellEnd"/>
+      <w:proofErr w:type="gramEnd"/>
+      <w:r>
+        <w:rPr>
+          <w:rFonts w:ascii="Times New Roman" w:hAnsi="Times New Roman" w:cs="Times New Roman"/>
+          <w:sz w:val="28"/>
+          <w:szCs w:val="28"/>
+        </w:rPr>
+        <w:t xml:space="preserve"> </w:t>
+      </w:r>
+      <w:proofErr w:type="spellStart"/>
+      <w:r>
+        <w:rPr>
+          <w:rFonts w:ascii="Times New Roman" w:hAnsi="Times New Roman" w:cs="Times New Roman"/>
+          <w:sz w:val="28"/>
+          <w:szCs w:val="28"/>
+        </w:rPr>
+        <w:t>технологий</w:t>
+      </w:r>
+      <w:proofErr w:type="spellEnd"/>
+    </w:p>
+    <w:p>
+      <w:pPr>
+        <w:jc w:val="center"/>
+        <w:rPr>
+          <w:rFonts w:ascii="Times New Roman" w:hAnsi="Times New Roman" w:cs="Times New Roman"/>
+          <w:sz w:val="28"/>
+          <w:szCs w:val="28"/>
+        </w:rPr>
+      </w:pPr>
+    </w:p>
+    <w:p>
+      <w:pPr>
+        <w:jc w:val="center"/>
+        <w:rPr>
+          <w:rFonts w:ascii="Times New Roman" w:hAnsi="Times New Roman" w:cs="Times New Roman"/>
+          <w:sz w:val="28"/>
+          <w:szCs w:val="28"/>
+        </w:rPr>
+      </w:pPr>
+      <w:proofErr w:type="spellStart"/>
+      <w:r>
+        <w:rPr>
+          <w:rFonts w:ascii="Times New Roman" w:hAnsi="Times New Roman" w:cs="Times New Roman"/>
+          <w:sz w:val="28"/>
+          <w:szCs w:val="28"/>
+        </w:rPr>
+        <w:t>Кафедра</w:t>
+      </w:r>
+      <w:proofErr w:type="spellEnd"/>
+      <w:r>
+        <w:rPr>
+          <w:rFonts w:ascii="Times New Roman" w:hAnsi="Times New Roman" w:cs="Times New Roman"/>
+          <w:sz w:val="28"/>
+          <w:szCs w:val="28"/>
+        </w:rPr>
+        <w:t xml:space="preserve"> </w:t>
+      </w:r>
+      <w:proofErr w:type="spellStart"/>
+      <w:r>
+        <w:rPr>
+          <w:rFonts w:ascii="Times New Roman" w:hAnsi="Times New Roman" w:cs="Times New Roman"/>
+          <w:sz w:val="28"/>
+          <w:szCs w:val="28"/>
+        </w:rPr>
+        <w:t>общей</w:t>
+      </w:r>
+      <w:proofErr w:type="spellEnd"/>
+      <w:r>
+        <w:rPr>
+          <w:rFonts w:ascii="Times New Roman" w:hAnsi="Times New Roman" w:cs="Times New Roman"/>
+          <w:sz w:val="28"/>
+          <w:szCs w:val="28"/>
+        </w:rPr>
+        <w:t xml:space="preserve"> </w:t>
+      </w:r>
+      <w:proofErr w:type="spellStart"/>
+      <w:r>
+        <w:rPr>
+          <w:rFonts w:ascii="Times New Roman" w:hAnsi="Times New Roman" w:cs="Times New Roman"/>
+          <w:sz w:val="28"/>
+          <w:szCs w:val="28"/>
+        </w:rPr>
+        <w:t>физики</w:t>
+      </w:r>
+      <w:proofErr w:type="spellEnd"/>
+    </w:p>
+    <w:p>
+      <w:pPr>
+        <w:jc w:val="center"/>
+        <w:rPr>
+          <w:rFonts w:ascii="Times New Roman" w:hAnsi="Times New Roman" w:cs="Times New Roman"/>
+          <w:sz w:val="28"/>
+          <w:szCs w:val="28"/>
+        </w:rPr>
+      </w:pPr>
+    </w:p>
+    <w:p>
+      <w:pPr>
+        <w:jc w:val="center"/>
+        <w:rPr>
+          <w:rFonts w:ascii="Times New Roman" w:hAnsi="Times New Roman" w:cs="Times New Roman"/>
+          <w:sz w:val="28"/>
+          <w:szCs w:val="28"/>
+        </w:rPr>
+      </w:pPr>
+    </w:p>
+    <w:p>
+      <w:pPr>
+        <w:jc w:val="center"/>
+        <w:rPr>
+          <w:rFonts w:ascii="Times New Roman" w:hAnsi="Times New Roman" w:cs="Times New Roman"/>
+          <w:sz w:val="28"/>
+          <w:szCs w:val="28"/>
+        </w:rPr>
+      </w:pPr>
+    </w:p>
+    <w:p>
+      <w:pPr>
+        <w:jc w:val="center"/>
+        <w:rPr>
+          <w:rFonts w:ascii="Times New Roman" w:hAnsi="Times New Roman" w:cs="Times New Roman"/>
+          <w:sz w:val="28"/>
+          <w:szCs w:val="28"/>
+        </w:rPr>
+      </w:pPr>
+    </w:p>
+    <w:p>
+      <w:pPr>
+        <w:pStyle w:val="p1"/>
+        <w:jc w:val="center"/>
+        <w:rPr>
+          <w:rFonts w:ascii="Times New Roman Bold" w:hAnsi="Times New Roman Bold" w:cs="Times New Roman Bold"/>
+          <w:b/>
           <w:lang w:val="ru-RU"/>
         </w:rPr>
       </w:pPr>
@@ -71,15 +541,580 @@
     </w:p>
     <w:p>
       <w:pPr>
-        <w:pStyle w:val="p1"/>
+        <w:rPr>
+          <w:rFonts w:ascii="Times New Roman" w:hAnsi="Times New Roman" w:cs="Times New Roman"/>
+          <w:sz w:val="28"/>
+          <w:szCs w:val="28"/>
+        </w:rPr>
+      </w:pPr>
+    </w:p>
+    <w:p>
+      <w:pPr>
+        <w:rPr>
+          <w:rFonts w:ascii="Times New Roman" w:hAnsi="Times New Roman" w:cs="Times New Roman"/>
+          <w:sz w:val="28"/>
+          <w:szCs w:val="28"/>
+        </w:rPr>
+      </w:pPr>
+    </w:p>
+    <w:p>
+      <w:pPr>
+        <w:rPr>
+          <w:rFonts w:ascii="Times New Roman" w:hAnsi="Times New Roman" w:cs="Times New Roman"/>
+          <w:sz w:val="28"/>
+          <w:szCs w:val="28"/>
+        </w:rPr>
+      </w:pPr>
+    </w:p>
+    <w:p>
+      <w:pPr>
+        <w:rPr>
+          <w:rFonts w:ascii="Times New Roman" w:hAnsi="Times New Roman" w:cs="Times New Roman"/>
+          <w:sz w:val="28"/>
+          <w:szCs w:val="28"/>
+        </w:rPr>
+      </w:pPr>
+    </w:p>
+    <w:p>
+      <w:pPr>
+        <w:rPr>
+          <w:rFonts w:ascii="Times New Roman" w:hAnsi="Times New Roman" w:cs="Times New Roman"/>
+          <w:sz w:val="28"/>
+          <w:szCs w:val="28"/>
+        </w:rPr>
+      </w:pPr>
+    </w:p>
+    <w:tbl>
+      <w:tblPr>
+        <w:tblStyle w:val="ac"/>
+        <w:tblW w:w="10638" w:type="dxa"/>
+        <w:tblBorders>
+          <w:top w:val="none" w:sz="0" w:space="0" w:color="auto"/>
+          <w:left w:val="none" w:sz="0" w:space="0" w:color="auto"/>
+          <w:bottom w:val="none" w:sz="0" w:space="0" w:color="auto"/>
+          <w:right w:val="none" w:sz="0" w:space="0" w:color="auto"/>
+          <w:insideV w:val="none" w:sz="0" w:space="0" w:color="auto"/>
+        </w:tblBorders>
+        <w:tblLook w:val="04A0" w:firstRow="1" w:lastRow="0" w:firstColumn="1" w:lastColumn="0" w:noHBand="0" w:noVBand="1"/>
+      </w:tblPr>
+      <w:tblGrid>
+        <w:gridCol w:w="5318"/>
+        <w:gridCol w:w="5320"/>
+      </w:tblGrid>
+      <w:tr>
+        <w:trPr>
+          <w:trHeight w:val="882"/>
+        </w:trPr>
+        <w:tc>
+          <w:tcPr>
+            <w:tcW w:w="5318" w:type="dxa"/>
+            <w:shd w:val="clear" w:color="auto" w:fill="auto"/>
+          </w:tcPr>
+          <w:p>
+            <w:pPr>
+              <w:rPr>
+                <w:rFonts w:ascii="Times New Roman" w:hAnsi="Times New Roman" w:cs="Times New Roman"/>
+                <w:sz w:val="28"/>
+                <w:szCs w:val="28"/>
+              </w:rPr>
+            </w:pPr>
+            <w:proofErr w:type="spellStart"/>
+            <w:r>
+              <w:rPr>
+                <w:rFonts w:ascii="Times New Roman" w:hAnsi="Times New Roman" w:cs="Times New Roman"/>
+                <w:sz w:val="28"/>
+                <w:szCs w:val="28"/>
+              </w:rPr>
+              <w:t>Исполнитель</w:t>
+            </w:r>
+            <w:proofErr w:type="spellEnd"/>
+            <w:r>
+              <w:rPr>
+                <w:rFonts w:ascii="Times New Roman" w:hAnsi="Times New Roman" w:cs="Times New Roman"/>
+                <w:sz w:val="28"/>
+                <w:szCs w:val="28"/>
+              </w:rPr>
+              <w:t>:</w:t>
+            </w:r>
+          </w:p>
+          <w:p>
+            <w:pPr>
+              <w:rPr>
+                <w:rFonts w:ascii="Times New Roman" w:hAnsi="Times New Roman" w:cs="Times New Roman"/>
+                <w:sz w:val="28"/>
+                <w:szCs w:val="28"/>
+              </w:rPr>
+            </w:pPr>
+            <w:proofErr w:type="spellStart"/>
+            <w:r>
+              <w:rPr>
+                <w:rFonts w:ascii="Times New Roman" w:hAnsi="Times New Roman" w:cs="Times New Roman"/>
+                <w:sz w:val="28"/>
+                <w:szCs w:val="28"/>
+              </w:rPr>
+              <w:t>студент</w:t>
+            </w:r>
+            <w:proofErr w:type="spellEnd"/>
+            <w:r>
+              <w:rPr>
+                <w:rFonts w:ascii="Times New Roman" w:hAnsi="Times New Roman" w:cs="Times New Roman"/>
+                <w:sz w:val="28"/>
+                <w:szCs w:val="28"/>
+              </w:rPr>
+              <w:t xml:space="preserve"> </w:t>
+            </w:r>
+            <w:proofErr w:type="spellStart"/>
+            <w:r>
+              <w:rPr>
+                <w:rFonts w:ascii="Times New Roman" w:hAnsi="Times New Roman" w:cs="Times New Roman"/>
+                <w:sz w:val="28"/>
+                <w:szCs w:val="28"/>
+              </w:rPr>
+              <w:t>группы</w:t>
+            </w:r>
+            <w:proofErr w:type="spellEnd"/>
+            <w:r>
+              <w:rPr>
+                <w:rFonts w:ascii="Times New Roman" w:hAnsi="Times New Roman" w:cs="Times New Roman"/>
+                <w:sz w:val="28"/>
+                <w:szCs w:val="28"/>
+              </w:rPr>
+              <w:t xml:space="preserve"> КИ-22</w:t>
+            </w:r>
+          </w:p>
+        </w:tc>
+        <w:tc>
+          <w:tcPr>
+            <w:tcW w:w="5320" w:type="dxa"/>
+            <w:shd w:val="clear" w:color="auto" w:fill="auto"/>
+          </w:tcPr>
+          <w:p>
+            <w:pPr>
+              <w:rPr>
+                <w:rFonts w:ascii="Times New Roman" w:hAnsi="Times New Roman" w:cs="Times New Roman"/>
+                <w:sz w:val="28"/>
+                <w:szCs w:val="28"/>
+              </w:rPr>
+            </w:pPr>
+          </w:p>
+          <w:p>
+            <w:pPr>
+              <w:jc w:val="right"/>
+              <w:rPr>
+                <w:rFonts w:ascii="Times New Roman" w:hAnsi="Times New Roman" w:cs="Times New Roman"/>
+                <w:sz w:val="28"/>
+                <w:szCs w:val="28"/>
+              </w:rPr>
+            </w:pPr>
+            <w:proofErr w:type="spellStart"/>
+            <w:r>
+              <w:rPr>
+                <w:rFonts w:ascii="Times New Roman" w:hAnsi="Times New Roman" w:cs="Times New Roman"/>
+                <w:sz w:val="28"/>
+                <w:szCs w:val="28"/>
+              </w:rPr>
+              <w:t>Пинчуков</w:t>
+            </w:r>
+            <w:proofErr w:type="spellEnd"/>
+            <w:r>
+              <w:rPr>
+                <w:rFonts w:ascii="Times New Roman" w:hAnsi="Times New Roman" w:cs="Times New Roman"/>
+                <w:sz w:val="28"/>
+                <w:szCs w:val="28"/>
+              </w:rPr>
+              <w:t xml:space="preserve"> П.Д.</w:t>
+            </w:r>
+          </w:p>
+        </w:tc>
+      </w:tr>
+    </w:tbl>
+    <w:p>
+      <w:pPr>
+        <w:rPr>
+          <w:rFonts w:ascii="Times New Roman" w:hAnsi="Times New Roman" w:cs="Times New Roman"/>
+          <w:sz w:val="28"/>
+          <w:szCs w:val="28"/>
+        </w:rPr>
+      </w:pPr>
+    </w:p>
+    <w:tbl>
+      <w:tblPr>
+        <w:tblStyle w:val="ac"/>
+        <w:tblW w:w="10660" w:type="dxa"/>
+        <w:tblBorders>
+          <w:top w:val="none" w:sz="0" w:space="0" w:color="auto"/>
+          <w:left w:val="none" w:sz="0" w:space="0" w:color="auto"/>
+          <w:bottom w:val="none" w:sz="0" w:space="0" w:color="auto"/>
+          <w:right w:val="none" w:sz="0" w:space="0" w:color="auto"/>
+          <w:insideV w:val="none" w:sz="0" w:space="0" w:color="auto"/>
+        </w:tblBorders>
+        <w:tblLook w:val="04A0" w:firstRow="1" w:lastRow="0" w:firstColumn="1" w:lastColumn="0" w:noHBand="0" w:noVBand="1"/>
+      </w:tblPr>
+      <w:tblGrid>
+        <w:gridCol w:w="5496"/>
+        <w:gridCol w:w="5164"/>
+      </w:tblGrid>
+      <w:tr>
+        <w:trPr>
+          <w:trHeight w:val="986"/>
+        </w:trPr>
+        <w:tc>
+          <w:tcPr>
+            <w:tcW w:w="5496" w:type="dxa"/>
+          </w:tcPr>
+          <w:p>
+            <w:pPr>
+              <w:rPr>
+                <w:rFonts w:ascii="Times New Roman" w:hAnsi="Times New Roman" w:cs="Times New Roman"/>
+                <w:sz w:val="28"/>
+                <w:szCs w:val="28"/>
+              </w:rPr>
+            </w:pPr>
+            <w:proofErr w:type="spellStart"/>
+            <w:r>
+              <w:rPr>
+                <w:rFonts w:ascii="Times New Roman" w:hAnsi="Times New Roman" w:cs="Times New Roman"/>
+                <w:sz w:val="28"/>
+                <w:szCs w:val="28"/>
+              </w:rPr>
+              <w:t>Научный</w:t>
+            </w:r>
+            <w:proofErr w:type="spellEnd"/>
+            <w:r>
+              <w:rPr>
+                <w:rFonts w:ascii="Times New Roman" w:hAnsi="Times New Roman" w:cs="Times New Roman"/>
+                <w:sz w:val="28"/>
+                <w:szCs w:val="28"/>
+              </w:rPr>
+              <w:t xml:space="preserve"> </w:t>
+            </w:r>
+            <w:proofErr w:type="spellStart"/>
+            <w:r>
+              <w:rPr>
+                <w:rFonts w:ascii="Times New Roman" w:hAnsi="Times New Roman" w:cs="Times New Roman"/>
+                <w:sz w:val="28"/>
+                <w:szCs w:val="28"/>
+              </w:rPr>
+              <w:t>руководитель</w:t>
+            </w:r>
+            <w:proofErr w:type="spellEnd"/>
+            <w:r>
+              <w:rPr>
+                <w:rFonts w:ascii="Times New Roman" w:hAnsi="Times New Roman" w:cs="Times New Roman"/>
+                <w:sz w:val="28"/>
+                <w:szCs w:val="28"/>
+              </w:rPr>
+              <w:t>:</w:t>
+            </w:r>
+          </w:p>
+          <w:p>
+            <w:pPr>
+              <w:rPr>
+                <w:rFonts w:ascii="Times New Roman" w:hAnsi="Times New Roman" w:cs="Times New Roman"/>
+                <w:sz w:val="28"/>
+                <w:szCs w:val="28"/>
+              </w:rPr>
+            </w:pPr>
+            <w:proofErr w:type="spellStart"/>
+            <w:r>
+              <w:rPr>
+                <w:rFonts w:ascii="Times New Roman" w:hAnsi="Times New Roman" w:cs="Times New Roman"/>
+                <w:sz w:val="28"/>
+                <w:szCs w:val="28"/>
+              </w:rPr>
+              <w:t>Старший</w:t>
+            </w:r>
+            <w:proofErr w:type="spellEnd"/>
+            <w:r>
+              <w:rPr>
+                <w:rFonts w:ascii="Times New Roman" w:hAnsi="Times New Roman" w:cs="Times New Roman"/>
+                <w:sz w:val="28"/>
+                <w:szCs w:val="28"/>
+              </w:rPr>
+              <w:t xml:space="preserve"> </w:t>
+            </w:r>
+            <w:proofErr w:type="spellStart"/>
+            <w:r>
+              <w:rPr>
+                <w:rFonts w:ascii="Times New Roman" w:hAnsi="Times New Roman" w:cs="Times New Roman"/>
+                <w:sz w:val="28"/>
+                <w:szCs w:val="28"/>
+              </w:rPr>
+              <w:t>преподаватель</w:t>
+            </w:r>
+            <w:proofErr w:type="spellEnd"/>
+            <w:r>
+              <w:rPr>
+                <w:rFonts w:ascii="Times New Roman" w:hAnsi="Times New Roman" w:cs="Times New Roman"/>
+                <w:sz w:val="28"/>
+                <w:szCs w:val="28"/>
+              </w:rPr>
+              <w:t xml:space="preserve"> </w:t>
+            </w:r>
+            <w:proofErr w:type="spellStart"/>
+            <w:r>
+              <w:rPr>
+                <w:rFonts w:ascii="Times New Roman" w:hAnsi="Times New Roman" w:cs="Times New Roman"/>
+                <w:sz w:val="28"/>
+                <w:szCs w:val="28"/>
+              </w:rPr>
+              <w:t>кафедры</w:t>
+            </w:r>
+            <w:proofErr w:type="spellEnd"/>
+            <w:r>
+              <w:rPr>
+                <w:rFonts w:ascii="Times New Roman" w:hAnsi="Times New Roman" w:cs="Times New Roman"/>
+                <w:sz w:val="28"/>
+                <w:szCs w:val="28"/>
+              </w:rPr>
+              <w:t xml:space="preserve"> </w:t>
+            </w:r>
+            <w:proofErr w:type="spellStart"/>
+            <w:r>
+              <w:rPr>
+                <w:rFonts w:ascii="Times New Roman" w:hAnsi="Times New Roman" w:cs="Times New Roman"/>
+                <w:sz w:val="28"/>
+                <w:szCs w:val="28"/>
+              </w:rPr>
+              <w:t>общей</w:t>
+            </w:r>
+            <w:proofErr w:type="spellEnd"/>
+            <w:r>
+              <w:rPr>
+                <w:rFonts w:ascii="Times New Roman" w:hAnsi="Times New Roman" w:cs="Times New Roman"/>
+                <w:sz w:val="28"/>
+                <w:szCs w:val="28"/>
+              </w:rPr>
+              <w:t xml:space="preserve"> </w:t>
+            </w:r>
+            <w:proofErr w:type="spellStart"/>
+            <w:r>
+              <w:rPr>
+                <w:rFonts w:ascii="Times New Roman" w:hAnsi="Times New Roman" w:cs="Times New Roman"/>
+                <w:sz w:val="28"/>
+                <w:szCs w:val="28"/>
+              </w:rPr>
+              <w:t>физики</w:t>
+            </w:r>
+            <w:proofErr w:type="spellEnd"/>
+            <w:r>
+              <w:rPr>
+                <w:rFonts w:ascii="Times New Roman" w:hAnsi="Times New Roman" w:cs="Times New Roman"/>
+                <w:sz w:val="28"/>
+                <w:szCs w:val="28"/>
+              </w:rPr>
+              <w:tab/>
+            </w:r>
+          </w:p>
+        </w:tc>
+        <w:tc>
+          <w:tcPr>
+            <w:tcW w:w="5164" w:type="dxa"/>
+          </w:tcPr>
+          <w:p>
+            <w:pPr>
+              <w:rPr>
+                <w:rFonts w:ascii="Times New Roman" w:hAnsi="Times New Roman" w:cs="Times New Roman"/>
+                <w:sz w:val="28"/>
+                <w:szCs w:val="28"/>
+              </w:rPr>
+            </w:pPr>
+          </w:p>
+          <w:p>
+            <w:pPr>
+              <w:jc w:val="right"/>
+              <w:rPr>
+                <w:rFonts w:ascii="Times New Roman" w:hAnsi="Times New Roman" w:cs="Times New Roman"/>
+                <w:sz w:val="28"/>
+                <w:szCs w:val="28"/>
+              </w:rPr>
+            </w:pPr>
+            <w:proofErr w:type="spellStart"/>
+            <w:r>
+              <w:rPr>
+                <w:rFonts w:ascii="Times New Roman" w:hAnsi="Times New Roman" w:cs="Times New Roman"/>
+                <w:sz w:val="28"/>
+                <w:szCs w:val="28"/>
+              </w:rPr>
+              <w:t>Сомов</w:t>
+            </w:r>
+            <w:proofErr w:type="spellEnd"/>
+            <w:r>
+              <w:rPr>
+                <w:rFonts w:ascii="Times New Roman" w:hAnsi="Times New Roman" w:cs="Times New Roman"/>
+                <w:sz w:val="28"/>
+                <w:szCs w:val="28"/>
+              </w:rPr>
+              <w:t xml:space="preserve"> П.В.</w:t>
+            </w:r>
+          </w:p>
+        </w:tc>
+      </w:tr>
+    </w:tbl>
+    <w:p>
+      <w:pPr>
+        <w:rPr>
+          <w:rFonts w:ascii="Times New Roman" w:hAnsi="Times New Roman" w:cs="Times New Roman"/>
+          <w:sz w:val="28"/>
+          <w:szCs w:val="28"/>
+        </w:rPr>
+      </w:pPr>
+    </w:p>
+    <w:p>
+      <w:pPr>
+        <w:rPr>
+          <w:rFonts w:ascii="Times New Roman" w:hAnsi="Times New Roman" w:cs="Times New Roman"/>
+          <w:sz w:val="28"/>
+          <w:szCs w:val="28"/>
+        </w:rPr>
+      </w:pPr>
+    </w:p>
+    <w:p>
+      <w:pPr>
+        <w:rPr>
+          <w:rFonts w:ascii="Times New Roman" w:hAnsi="Times New Roman" w:cs="Times New Roman"/>
+          <w:sz w:val="28"/>
+          <w:szCs w:val="28"/>
+        </w:rPr>
+      </w:pPr>
+    </w:p>
+    <w:p>
+      <w:pPr>
+        <w:rPr>
+          <w:rFonts w:ascii="Times New Roman" w:hAnsi="Times New Roman" w:cs="Times New Roman"/>
+          <w:sz w:val="28"/>
+          <w:szCs w:val="28"/>
+        </w:rPr>
+      </w:pPr>
+    </w:p>
+    <w:p>
+      <w:pPr>
+        <w:rPr>
+          <w:rFonts w:ascii="Times New Roman" w:hAnsi="Times New Roman" w:cs="Times New Roman"/>
+          <w:sz w:val="28"/>
+          <w:szCs w:val="28"/>
+        </w:rPr>
+      </w:pPr>
+    </w:p>
+    <w:p>
+      <w:pPr>
+        <w:rPr>
+          <w:rFonts w:ascii="Times New Roman" w:hAnsi="Times New Roman" w:cs="Times New Roman"/>
+          <w:sz w:val="28"/>
+          <w:szCs w:val="28"/>
+        </w:rPr>
+      </w:pPr>
+    </w:p>
+    <w:p>
+      <w:pPr>
+        <w:rPr>
+          <w:rFonts w:ascii="Times New Roman" w:hAnsi="Times New Roman" w:cs="Times New Roman"/>
+          <w:sz w:val="28"/>
+          <w:szCs w:val="28"/>
+        </w:rPr>
+      </w:pPr>
+    </w:p>
+    <w:p>
+      <w:pPr>
+        <w:rPr>
+          <w:rFonts w:ascii="Times New Roman" w:hAnsi="Times New Roman" w:cs="Times New Roman"/>
+          <w:sz w:val="28"/>
+          <w:szCs w:val="28"/>
+          <w:lang w:val="ru-RU"/>
+        </w:rPr>
+      </w:pPr>
+    </w:p>
+    <w:p>
+      <w:pPr>
+        <w:rPr>
+          <w:rFonts w:ascii="Times New Roman" w:hAnsi="Times New Roman" w:cs="Times New Roman"/>
+          <w:sz w:val="28"/>
+          <w:szCs w:val="28"/>
+          <w:lang w:val="ru-RU"/>
+        </w:rPr>
+      </w:pPr>
+    </w:p>
+    <w:p>
+      <w:pPr>
+        <w:rPr>
+          <w:rFonts w:ascii="Times New Roman" w:hAnsi="Times New Roman" w:cs="Times New Roman"/>
+          <w:sz w:val="28"/>
+          <w:szCs w:val="28"/>
+          <w:lang w:val="ru-RU"/>
+        </w:rPr>
+      </w:pPr>
+    </w:p>
+    <w:p>
+      <w:pPr>
+        <w:rPr>
+          <w:rFonts w:ascii="Times New Roman" w:hAnsi="Times New Roman" w:cs="Times New Roman"/>
+          <w:sz w:val="28"/>
+          <w:szCs w:val="28"/>
+          <w:lang w:val="ru-RU"/>
+        </w:rPr>
+      </w:pPr>
+    </w:p>
+    <w:p>
+      <w:pPr>
+        <w:rPr>
+          <w:rFonts w:ascii="Times New Roman" w:hAnsi="Times New Roman" w:cs="Times New Roman"/>
+          <w:sz w:val="28"/>
+          <w:szCs w:val="28"/>
+          <w:lang w:val="ru-RU"/>
+        </w:rPr>
+      </w:pPr>
+      <w:bookmarkStart w:id="0" w:name="_GoBack"/>
+      <w:bookmarkEnd w:id="0"/>
+    </w:p>
+    <w:p>
+      <w:pPr>
+        <w:rPr>
+          <w:rFonts w:ascii="Times New Roman" w:hAnsi="Times New Roman" w:cs="Times New Roman"/>
+          <w:sz w:val="28"/>
+          <w:szCs w:val="28"/>
+          <w:lang w:val="ru-RU"/>
+        </w:rPr>
+      </w:pPr>
+    </w:p>
+    <w:p>
+      <w:pPr>
+        <w:rPr>
+          <w:rFonts w:ascii="Times New Roman" w:hAnsi="Times New Roman" w:cs="Times New Roman"/>
+          <w:sz w:val="28"/>
+          <w:szCs w:val="28"/>
+          <w:lang w:val="ru-RU"/>
+        </w:rPr>
+      </w:pPr>
+    </w:p>
+    <w:p>
+      <w:pPr>
+        <w:rPr>
+          <w:rFonts w:ascii="Times New Roman" w:hAnsi="Times New Roman" w:cs="Times New Roman"/>
+          <w:sz w:val="28"/>
+          <w:szCs w:val="28"/>
+          <w:lang w:val="ru-RU"/>
+        </w:rPr>
+      </w:pPr>
+    </w:p>
+    <w:p>
+      <w:pPr>
         <w:jc w:val="center"/>
         <w:rPr>
-          <w:rFonts w:ascii="Times New Roman Bold" w:hAnsi="Times New Roman Bold" w:cs="Times New Roman Bold"/>
-          <w:b/>
-          <w:bCs/>
-          <w:lang w:val="ru-RU"/>
-        </w:rPr>
-      </w:pPr>
+          <w:rFonts w:ascii="Times New Roman" w:hAnsi="Times New Roman" w:cs="Times New Roman"/>
+          <w:sz w:val="28"/>
+          <w:szCs w:val="28"/>
+          <w:lang w:val="ru-RU"/>
+        </w:rPr>
+      </w:pPr>
+      <w:r>
+        <w:rPr>
+          <w:rFonts w:ascii="Times New Roman" w:hAnsi="Times New Roman" w:cs="Times New Roman"/>
+          <w:sz w:val="28"/>
+          <w:szCs w:val="28"/>
+          <w:lang w:val="ru-RU"/>
+        </w:rPr>
+        <w:t>Гомель 2026</w:t>
+      </w:r>
     </w:p>
     <w:p>
       <w:pPr>
@@ -100,6 +1135,7 @@
           <w:szCs w:val="28"/>
           <w:lang w:val="ru-RU" w:bidi="ar"/>
         </w:rPr>
+        <w:lastRenderedPageBreak/>
         <w:t>Цель:</w:t>
       </w:r>
       <w:r>
@@ -514,7 +1550,6 @@
           <w:sz w:val="28"/>
           <w:lang w:val="ru-RU"/>
         </w:rPr>
-        <w:lastRenderedPageBreak/>
         <w:t>Шаг 2</w:t>
       </w:r>
       <w:r>
@@ -585,6 +1620,7 @@
           <w:shd w:val="clear" w:color="auto" w:fill="FFFFFF"/>
           <w:lang w:val="ru-RU"/>
         </w:rPr>
+        <w:lastRenderedPageBreak/>
         <w:t xml:space="preserve">Создание директории </w:t>
       </w:r>
       <w:proofErr w:type="spellStart"/>
@@ -1530,6 +2566,7 @@
           <w:szCs w:val="28"/>
           <w:lang w:val="ru-RU" w:eastAsia="ru-RU"/>
         </w:rPr>
+        <w:lastRenderedPageBreak/>
         <w:drawing>
           <wp:inline distT="0" distB="0" distL="0" distR="0" wp14:anchorId="4CE7B7BB" wp14:editId="4BC3E47E">
             <wp:extent cx="6152515" cy="4289425"/>
@@ -1629,8 +2666,6 @@
           <w:lang w:val="ru-RU"/>
         </w:rPr>
       </w:pPr>
-      <w:bookmarkStart w:id="0" w:name="_GoBack"/>
-      <w:bookmarkEnd w:id="0"/>
     </w:p>
     <w:p>
       <w:pPr>
@@ -4177,6 +5212,7 @@
           <w:spacing w:val="8"/>
           <w:sz w:val="28"/>
           <w:szCs w:val="28"/>
+          <w:lang w:val="en-US"/>
         </w:rPr>
       </w:pPr>
       <w:proofErr w:type="spellStart"/>
@@ -4203,6 +5239,7 @@
           <w:sz w:val="28"/>
           <w:szCs w:val="28"/>
           <w:bdr w:val="none" w:sz="0" w:space="0" w:color="auto" w:frame="1"/>
+          <w:lang w:val="en-US"/>
         </w:rPr>
         <w:t xml:space="preserve"> </w:t>
       </w:r>
@@ -4214,6 +5251,7 @@
           <w:sz w:val="28"/>
           <w:szCs w:val="28"/>
           <w:bdr w:val="none" w:sz="0" w:space="0" w:color="auto" w:frame="1"/>
+          <w:lang w:val="en-US"/>
         </w:rPr>
         <w:t>-</w:t>
       </w:r>
@@ -4237,6 +5275,7 @@
           <w:sz w:val="28"/>
           <w:szCs w:val="28"/>
           <w:bdr w:val="none" w:sz="0" w:space="0" w:color="auto" w:frame="1"/>
+          <w:lang w:val="en-US"/>
         </w:rPr>
         <w:t xml:space="preserve"> ~/</w:t>
       </w:r>
@@ -9155,6 +10194,7 @@
           <w:rFonts w:ascii="Times New Roman" w:hAnsi="Times New Roman" w:cs="Times New Roman"/>
           <w:sz w:val="28"/>
           <w:szCs w:val="28"/>
+          <w:lang w:val="ru-RU"/>
         </w:rPr>
       </w:pPr>
       <w:r>
@@ -9193,14 +10233,37 @@
           <w:sz w:val="28"/>
           <w:szCs w:val="28"/>
           <w:bdr w:val="none" w:sz="0" w:space="0" w:color="auto" w:frame="1"/>
-        </w:rPr>
-        <w:t>~/unsorted/</w:t>
-      </w:r>
-      <w:r>
-        <w:rPr>
-          <w:rFonts w:ascii="Times New Roman" w:hAnsi="Times New Roman" w:cs="Times New Roman"/>
-          <w:sz w:val="28"/>
-          <w:szCs w:val="28"/>
+          <w:lang w:val="ru-RU"/>
+        </w:rPr>
+        <w:t>~/</w:t>
+      </w:r>
+      <w:r>
+        <w:rPr>
+          <w:rStyle w:val="HTML"/>
+          <w:rFonts w:ascii="Times New Roman" w:hAnsi="Times New Roman" w:cs="Times New Roman"/>
+          <w:sz w:val="28"/>
+          <w:szCs w:val="28"/>
+          <w:bdr w:val="none" w:sz="0" w:space="0" w:color="auto" w:frame="1"/>
+        </w:rPr>
+        <w:t>unsorted</w:t>
+      </w:r>
+      <w:r>
+        <w:rPr>
+          <w:rStyle w:val="HTML"/>
+          <w:rFonts w:ascii="Times New Roman" w:hAnsi="Times New Roman" w:cs="Times New Roman"/>
+          <w:sz w:val="28"/>
+          <w:szCs w:val="28"/>
+          <w:bdr w:val="none" w:sz="0" w:space="0" w:color="auto" w:frame="1"/>
+          <w:lang w:val="ru-RU"/>
+        </w:rPr>
+        <w:t>/</w:t>
+      </w:r>
+      <w:r>
+        <w:rPr>
+          <w:rFonts w:ascii="Times New Roman" w:hAnsi="Times New Roman" w:cs="Times New Roman"/>
+          <w:sz w:val="28"/>
+          <w:szCs w:val="28"/>
+          <w:lang w:val="ru-RU"/>
         </w:rPr>
         <w:t>.</w:t>
       </w:r>
@@ -9214,6 +10277,7 @@
           <w:spacing w:val="8"/>
           <w:sz w:val="28"/>
           <w:szCs w:val="28"/>
+          <w:lang w:val="ru-RU"/>
         </w:rPr>
       </w:pPr>
       <w:proofErr w:type="gramStart"/>
@@ -9241,6 +10305,7 @@
           <w:spacing w:val="8"/>
           <w:sz w:val="28"/>
           <w:szCs w:val="28"/>
+          <w:lang w:val="ru-RU"/>
         </w:rPr>
       </w:pPr>
       <w:r>
@@ -9266,7 +10331,6 @@
           <w:sz w:val="28"/>
           <w:szCs w:val="28"/>
           <w:bdr w:val="none" w:sz="0" w:space="0" w:color="auto" w:frame="1"/>
-          <w:lang w:val="en-US"/>
         </w:rPr>
       </w:pPr>
       <w:r>
@@ -9279,7 +10343,6 @@
           <w:sz w:val="28"/>
           <w:szCs w:val="28"/>
           <w:bdr w:val="none" w:sz="0" w:space="0" w:color="auto" w:frame="1"/>
-          <w:lang w:val="en-US"/>
         </w:rPr>
         <w:t xml:space="preserve"># </w:t>
       </w:r>
@@ -9306,7 +10369,6 @@
           <w:sz w:val="28"/>
           <w:szCs w:val="28"/>
           <w:bdr w:val="none" w:sz="0" w:space="0" w:color="auto" w:frame="1"/>
-          <w:lang w:val="en-US"/>
         </w:rPr>
         <w:t xml:space="preserve"> </w:t>
       </w:r>
@@ -9336,7 +10398,6 @@
           <w:sz w:val="28"/>
           <w:szCs w:val="28"/>
           <w:bdr w:val="none" w:sz="0" w:space="0" w:color="auto" w:frame="1"/>
-          <w:lang w:val="en-US"/>
         </w:rPr>
       </w:pPr>
       <w:proofErr w:type="spellStart"/>
@@ -9363,9 +10424,20 @@
           <w:sz w:val="28"/>
           <w:szCs w:val="28"/>
           <w:bdr w:val="none" w:sz="0" w:space="0" w:color="auto" w:frame="1"/>
-          <w:lang w:val="en-US"/>
-        </w:rPr>
-        <w:t xml:space="preserve"> ~/unsorted</w:t>
+        </w:rPr>
+        <w:t xml:space="preserve"> ~/</w:t>
+      </w:r>
+      <w:r>
+        <w:rPr>
+          <w:rStyle w:val="HTML"/>
+          <w:rFonts w:ascii="Times New Roman" w:hAnsi="Times New Roman" w:cs="Times New Roman"/>
+          <w:spacing w:val="8"/>
+          <w:sz w:val="28"/>
+          <w:szCs w:val="28"/>
+          <w:bdr w:val="none" w:sz="0" w:space="0" w:color="auto" w:frame="1"/>
+          <w:lang w:val="en-US"/>
+        </w:rPr>
+        <w:t>unsorted</w:t>
       </w:r>
     </w:p>
     <w:p>
@@ -9475,9 +10547,11 @@
           <w:sz w:val="28"/>
           <w:szCs w:val="28"/>
           <w:bdr w:val="none" w:sz="0" w:space="0" w:color="auto" w:frame="1"/>
+          <w:lang w:val="en-US"/>
         </w:rPr>
       </w:pPr>
       <w:proofErr w:type="spellStart"/>
+      <w:proofErr w:type="gramStart"/>
       <w:r>
         <w:rPr>
           <w:rStyle w:val="token"/>
@@ -9486,18 +10560,21 @@
           <w:sz w:val="28"/>
           <w:szCs w:val="28"/>
           <w:bdr w:val="none" w:sz="0" w:space="0" w:color="auto" w:frame="1"/>
+          <w:lang w:val="en-US"/>
         </w:rPr>
         <w:t>wget</w:t>
       </w:r>
       <w:proofErr w:type="spellEnd"/>
-      <w:r>
-        <w:rPr>
-          <w:rStyle w:val="HTML"/>
-          <w:rFonts w:ascii="Times New Roman" w:hAnsi="Times New Roman" w:cs="Times New Roman"/>
-          <w:spacing w:val="8"/>
-          <w:sz w:val="28"/>
-          <w:szCs w:val="28"/>
-          <w:bdr w:val="none" w:sz="0" w:space="0" w:color="auto" w:frame="1"/>
+      <w:proofErr w:type="gramEnd"/>
+      <w:r>
+        <w:rPr>
+          <w:rStyle w:val="HTML"/>
+          <w:rFonts w:ascii="Times New Roman" w:hAnsi="Times New Roman" w:cs="Times New Roman"/>
+          <w:spacing w:val="8"/>
+          <w:sz w:val="28"/>
+          <w:szCs w:val="28"/>
+          <w:bdr w:val="none" w:sz="0" w:space="0" w:color="auto" w:frame="1"/>
+          <w:lang w:val="en-US"/>
         </w:rPr>
         <w:t xml:space="preserve"> https://github.com/vitamin-b12/training/archive/refs/heads/main.zip</w:t>
       </w:r>
@@ -9514,6 +10591,7 @@
           <w:sz w:val="28"/>
           <w:szCs w:val="28"/>
           <w:bdr w:val="none" w:sz="0" w:space="0" w:color="auto" w:frame="1"/>
+          <w:lang w:val="en-US"/>
         </w:rPr>
       </w:pPr>
     </w:p>
@@ -9929,9 +11007,10 @@
       <w:r>
         <w:rPr>
           <w:rFonts w:ascii="Times New Roman" w:hAnsi="Times New Roman" w:cs="Times New Roman"/>
-          <w:sz w:val="28"/>
-          <w:szCs w:val="28"/>
-          <w:lang w:val="ru-RU"/>
+          <w:noProof/>
+          <w:sz w:val="28"/>
+          <w:szCs w:val="28"/>
+          <w:lang w:val="ru-RU" w:eastAsia="ru-RU"/>
         </w:rPr>
         <w:drawing>
           <wp:inline distT="0" distB="0" distL="0" distR="0" wp14:anchorId="535EA12E" wp14:editId="705A4F8E">
@@ -11797,9 +12876,10 @@
       <w:r>
         <w:rPr>
           <w:rFonts w:ascii="Times New Roman" w:hAnsi="Times New Roman" w:cs="Times New Roman"/>
-          <w:sz w:val="28"/>
-          <w:szCs w:val="28"/>
-          <w:lang w:val="ru-RU"/>
+          <w:noProof/>
+          <w:sz w:val="28"/>
+          <w:szCs w:val="28"/>
+          <w:lang w:val="ru-RU" w:eastAsia="ru-RU"/>
         </w:rPr>
         <w:drawing>
           <wp:inline distT="0" distB="0" distL="0" distR="0" wp14:anchorId="2D325A4C" wp14:editId="234315D1">
@@ -12524,9 +13604,10 @@
       <w:r>
         <w:rPr>
           <w:rFonts w:ascii="Times New Roman" w:hAnsi="Times New Roman" w:cs="Times New Roman"/>
-          <w:sz w:val="28"/>
-          <w:szCs w:val="28"/>
-          <w:lang w:val="ru-RU"/>
+          <w:noProof/>
+          <w:sz w:val="28"/>
+          <w:szCs w:val="28"/>
+          <w:lang w:val="ru-RU" w:eastAsia="ru-RU"/>
         </w:rPr>
         <w:lastRenderedPageBreak/>
         <w:drawing>
@@ -13929,9 +15010,10 @@
       <w:r>
         <w:rPr>
           <w:rFonts w:ascii="Times New Roman" w:hAnsi="Times New Roman" w:cs="Times New Roman"/>
-          <w:sz w:val="28"/>
-          <w:szCs w:val="28"/>
-          <w:lang w:val="ru-RU"/>
+          <w:noProof/>
+          <w:sz w:val="28"/>
+          <w:szCs w:val="28"/>
+          <w:lang w:val="ru-RU" w:eastAsia="ru-RU"/>
         </w:rPr>
         <w:lastRenderedPageBreak/>
         <w:drawing>
@@ -14497,6 +15579,7 @@
           <w:sz w:val="28"/>
           <w:szCs w:val="28"/>
           <w:bdr w:val="none" w:sz="0" w:space="0" w:color="auto" w:frame="1"/>
+          <w:lang w:val="en-US"/>
         </w:rPr>
       </w:pPr>
     </w:p>
@@ -14580,6 +15663,7 @@
           <w:sz w:val="28"/>
           <w:szCs w:val="28"/>
           <w:bdr w:val="none" w:sz="0" w:space="0" w:color="auto" w:frame="1"/>
+          <w:lang w:val="en-US"/>
         </w:rPr>
       </w:pPr>
       <w:proofErr w:type="spellStart"/>
@@ -14645,6 +15729,7 @@
           <w:spacing w:val="8"/>
           <w:sz w:val="28"/>
           <w:szCs w:val="28"/>
+          <w:lang w:val="en-US"/>
         </w:rPr>
       </w:pPr>
     </w:p>
@@ -14661,9 +15746,10 @@
       <w:r>
         <w:rPr>
           <w:rFonts w:ascii="Times New Roman" w:hAnsi="Times New Roman" w:cs="Times New Roman"/>
-          <w:sz w:val="28"/>
-          <w:szCs w:val="28"/>
-          <w:lang w:val="ru-RU"/>
+          <w:noProof/>
+          <w:sz w:val="28"/>
+          <w:szCs w:val="28"/>
+          <w:lang w:val="ru-RU" w:eastAsia="ru-RU"/>
         </w:rPr>
         <w:drawing>
           <wp:inline distT="0" distB="0" distL="0" distR="0" wp14:anchorId="48DECBAB" wp14:editId="2638458D">
@@ -15745,9 +16831,10 @@
       <w:r>
         <w:rPr>
           <w:rFonts w:ascii="Times New Roman" w:hAnsi="Times New Roman" w:cs="Times New Roman"/>
-          <w:sz w:val="28"/>
-          <w:szCs w:val="28"/>
-          <w:lang w:val="ru-RU"/>
+          <w:noProof/>
+          <w:sz w:val="28"/>
+          <w:szCs w:val="28"/>
+          <w:lang w:val="ru-RU" w:eastAsia="ru-RU"/>
         </w:rPr>
         <w:drawing>
           <wp:inline distT="0" distB="0" distL="0" distR="0" wp14:anchorId="0C62C42C" wp14:editId="440C73EC">
@@ -15961,6 +17048,7 @@
           <w:rFonts w:ascii="Times New Roman" w:hAnsi="Times New Roman" w:cs="Times New Roman"/>
           <w:sz w:val="28"/>
           <w:szCs w:val="28"/>
+          <w:lang w:val="ru-RU"/>
         </w:rPr>
       </w:pPr>
     </w:p>
@@ -15983,6 +17071,7 @@
           <w:rFonts w:ascii="Times New Roman" w:hAnsi="Times New Roman" w:cs="Times New Roman"/>
           <w:sz w:val="28"/>
           <w:szCs w:val="28"/>
+          <w:lang w:val="ru-RU"/>
         </w:rPr>
       </w:pPr>
     </w:p>
@@ -22396,11 +23485,12 @@
     <w:lsdException w:name="heading 8" w:semiHidden="1" w:unhideWhenUsed="1" w:qFormat="1"/>
     <w:lsdException w:name="heading 9" w:semiHidden="1" w:unhideWhenUsed="1" w:qFormat="1"/>
     <w:lsdException w:name="caption" w:semiHidden="1" w:unhideWhenUsed="1" w:qFormat="1"/>
-    <w:lsdException w:name="Title" w:qFormat="1"/>
+    <w:lsdException w:name="Title" w:uiPriority="99" w:qFormat="1"/>
     <w:lsdException w:name="Default Paragraph Font" w:semiHidden="1"/>
     <w:lsdException w:name="Subtitle" w:qFormat="1"/>
     <w:lsdException w:name="Strong" w:uiPriority="22" w:qFormat="1"/>
     <w:lsdException w:name="Emphasis" w:qFormat="1"/>
+    <w:lsdException w:name="Plain Text" w:uiPriority="99"/>
     <w:lsdException w:name="HTML Top of Form" w:semiHidden="1" w:uiPriority="99" w:unhideWhenUsed="1"/>
     <w:lsdException w:name="HTML Bottom of Form" w:semiHidden="1" w:uiPriority="99" w:unhideWhenUsed="1"/>
     <w:lsdException w:name="HTML Code" w:uiPriority="99"/>
@@ -22410,6 +23500,7 @@
     <w:lsdException w:name="Outline List 1" w:semiHidden="1" w:uiPriority="99" w:unhideWhenUsed="1"/>
     <w:lsdException w:name="Outline List 2" w:semiHidden="1" w:uiPriority="99" w:unhideWhenUsed="1"/>
     <w:lsdException w:name="Outline List 3" w:semiHidden="1" w:uiPriority="99" w:unhideWhenUsed="1"/>
+    <w:lsdException w:name="Table Grid" w:uiPriority="59"/>
     <w:lsdException w:name="Placeholder Text" w:semiHidden="1" w:uiPriority="99" w:unhideWhenUsed="1"/>
     <w:lsdException w:name="No Spacing" w:semiHidden="1" w:uiPriority="99" w:unhideWhenUsed="1"/>
     <w:lsdException w:name="Light Shading" w:uiPriority="60"/>
@@ -22666,6 +23757,7 @@
     <w:basedOn w:val="a"/>
     <w:next w:val="a"/>
     <w:link w:val="a8"/>
+    <w:uiPriority w:val="99"/>
     <w:qFormat/>
     <w:rsid w:val="005B63F6"/>
     <w:pPr>
@@ -22688,6 +23780,7 @@
     <w:name w:val="Название Знак"/>
     <w:basedOn w:val="a0"/>
     <w:link w:val="a7"/>
+    <w:uiPriority w:val="99"/>
     <w:rsid w:val="005B63F6"/>
     <w:rPr>
       <w:rFonts w:asciiTheme="majorHAnsi" w:eastAsiaTheme="majorEastAsia" w:hAnsiTheme="majorHAnsi" w:cstheme="majorBidi"/>
@@ -22794,6 +23887,59 @@
       <w:lang w:val="en-US" w:eastAsia="zh-CN"/>
     </w:rPr>
   </w:style>
+  <w:style w:type="paragraph" w:styleId="aa">
+    <w:name w:val="Plain Text"/>
+    <w:basedOn w:val="a"/>
+    <w:link w:val="ab"/>
+    <w:uiPriority w:val="99"/>
+    <w:unhideWhenUsed/>
+    <w:rsid w:val="008C0080"/>
+    <w:pPr>
+      <w:ind w:firstLine="709"/>
+      <w:jc w:val="both"/>
+    </w:pPr>
+    <w:rPr>
+      <w:rFonts w:ascii="Courier New" w:eastAsia="Times New Roman" w:hAnsi="Courier New" w:cs="Times New Roman"/>
+      <w:lang w:eastAsia="ru-RU"/>
+    </w:rPr>
+  </w:style>
+  <w:style w:type="character" w:customStyle="1" w:styleId="ab">
+    <w:name w:val="Текст Знак"/>
+    <w:basedOn w:val="a0"/>
+    <w:link w:val="aa"/>
+    <w:uiPriority w:val="99"/>
+    <w:rsid w:val="008C0080"/>
+    <w:rPr>
+      <w:rFonts w:ascii="Courier New" w:eastAsia="Times New Roman" w:hAnsi="Courier New"/>
+      <w:lang w:val="en-US"/>
+    </w:rPr>
+  </w:style>
+  <w:style w:type="table" w:styleId="ac">
+    <w:name w:val="Table Grid"/>
+    <w:basedOn w:val="a1"/>
+    <w:uiPriority w:val="59"/>
+    <w:rsid w:val="008C0080"/>
+    <w:rPr>
+      <w:rFonts w:asciiTheme="minorHAnsi" w:eastAsiaTheme="minorHAnsi" w:hAnsiTheme="minorHAnsi" w:cstheme="minorBidi"/>
+    </w:rPr>
+    <w:tblPr>
+      <w:tblInd w:w="0" w:type="dxa"/>
+      <w:tblBorders>
+        <w:top w:val="single" w:sz="4" w:space="0" w:color="auto"/>
+        <w:left w:val="single" w:sz="4" w:space="0" w:color="auto"/>
+        <w:bottom w:val="single" w:sz="4" w:space="0" w:color="auto"/>
+        <w:right w:val="single" w:sz="4" w:space="0" w:color="auto"/>
+        <w:insideH w:val="single" w:sz="4" w:space="0" w:color="auto"/>
+        <w:insideV w:val="single" w:sz="4" w:space="0" w:color="auto"/>
+      </w:tblBorders>
+      <w:tblCellMar>
+        <w:top w:w="0" w:type="dxa"/>
+        <w:left w:w="108" w:type="dxa"/>
+        <w:bottom w:w="0" w:type="dxa"/>
+        <w:right w:w="108" w:type="dxa"/>
+      </w:tblCellMar>
+    </w:tblPr>
+  </w:style>
 </w:styles>
 </file>
 
@@ -22820,11 +23966,12 @@
     <w:lsdException w:name="heading 8" w:semiHidden="1" w:unhideWhenUsed="1" w:qFormat="1"/>
     <w:lsdException w:name="heading 9" w:semiHidden="1" w:unhideWhenUsed="1" w:qFormat="1"/>
     <w:lsdException w:name="caption" w:semiHidden="1" w:unhideWhenUsed="1" w:qFormat="1"/>
-    <w:lsdException w:name="Title" w:qFormat="1"/>
+    <w:lsdException w:name="Title" w:uiPriority="99" w:qFormat="1"/>
     <w:lsdException w:name="Default Paragraph Font" w:semiHidden="1"/>
     <w:lsdException w:name="Subtitle" w:qFormat="1"/>
     <w:lsdException w:name="Strong" w:uiPriority="22" w:qFormat="1"/>
     <w:lsdException w:name="Emphasis" w:qFormat="1"/>
+    <w:lsdException w:name="Plain Text" w:uiPriority="99"/>
     <w:lsdException w:name="HTML Top of Form" w:semiHidden="1" w:uiPriority="99" w:unhideWhenUsed="1"/>
     <w:lsdException w:name="HTML Bottom of Form" w:semiHidden="1" w:uiPriority="99" w:unhideWhenUsed="1"/>
     <w:lsdException w:name="HTML Code" w:uiPriority="99"/>
@@ -22834,6 +23981,7 @@
     <w:lsdException w:name="Outline List 1" w:semiHidden="1" w:uiPriority="99" w:unhideWhenUsed="1"/>
     <w:lsdException w:name="Outline List 2" w:semiHidden="1" w:uiPriority="99" w:unhideWhenUsed="1"/>
     <w:lsdException w:name="Outline List 3" w:semiHidden="1" w:uiPriority="99" w:unhideWhenUsed="1"/>
+    <w:lsdException w:name="Table Grid" w:uiPriority="59"/>
     <w:lsdException w:name="Placeholder Text" w:semiHidden="1" w:uiPriority="99" w:unhideWhenUsed="1"/>
     <w:lsdException w:name="No Spacing" w:semiHidden="1" w:uiPriority="99" w:unhideWhenUsed="1"/>
     <w:lsdException w:name="Light Shading" w:uiPriority="60"/>
@@ -23090,6 +24238,7 @@
     <w:basedOn w:val="a"/>
     <w:next w:val="a"/>
     <w:link w:val="a8"/>
+    <w:uiPriority w:val="99"/>
     <w:qFormat/>
     <w:rsid w:val="005B63F6"/>
     <w:pPr>
@@ -23112,6 +24261,7 @@
     <w:name w:val="Название Знак"/>
     <w:basedOn w:val="a0"/>
     <w:link w:val="a7"/>
+    <w:uiPriority w:val="99"/>
     <w:rsid w:val="005B63F6"/>
     <w:rPr>
       <w:rFonts w:asciiTheme="majorHAnsi" w:eastAsiaTheme="majorEastAsia" w:hAnsiTheme="majorHAnsi" w:cstheme="majorBidi"/>
@@ -23217,6 +24367,59 @@
       <w:szCs w:val="36"/>
       <w:lang w:val="en-US" w:eastAsia="zh-CN"/>
     </w:rPr>
+  </w:style>
+  <w:style w:type="paragraph" w:styleId="aa">
+    <w:name w:val="Plain Text"/>
+    <w:basedOn w:val="a"/>
+    <w:link w:val="ab"/>
+    <w:uiPriority w:val="99"/>
+    <w:unhideWhenUsed/>
+    <w:rsid w:val="008C0080"/>
+    <w:pPr>
+      <w:ind w:firstLine="709"/>
+      <w:jc w:val="both"/>
+    </w:pPr>
+    <w:rPr>
+      <w:rFonts w:ascii="Courier New" w:eastAsia="Times New Roman" w:hAnsi="Courier New" w:cs="Times New Roman"/>
+      <w:lang w:eastAsia="ru-RU"/>
+    </w:rPr>
+  </w:style>
+  <w:style w:type="character" w:customStyle="1" w:styleId="ab">
+    <w:name w:val="Текст Знак"/>
+    <w:basedOn w:val="a0"/>
+    <w:link w:val="aa"/>
+    <w:uiPriority w:val="99"/>
+    <w:rsid w:val="008C0080"/>
+    <w:rPr>
+      <w:rFonts w:ascii="Courier New" w:eastAsia="Times New Roman" w:hAnsi="Courier New"/>
+      <w:lang w:val="en-US"/>
+    </w:rPr>
+  </w:style>
+  <w:style w:type="table" w:styleId="ac">
+    <w:name w:val="Table Grid"/>
+    <w:basedOn w:val="a1"/>
+    <w:uiPriority w:val="59"/>
+    <w:rsid w:val="008C0080"/>
+    <w:rPr>
+      <w:rFonts w:asciiTheme="minorHAnsi" w:eastAsiaTheme="minorHAnsi" w:hAnsiTheme="minorHAnsi" w:cstheme="minorBidi"/>
+    </w:rPr>
+    <w:tblPr>
+      <w:tblInd w:w="0" w:type="dxa"/>
+      <w:tblBorders>
+        <w:top w:val="single" w:sz="4" w:space="0" w:color="auto"/>
+        <w:left w:val="single" w:sz="4" w:space="0" w:color="auto"/>
+        <w:bottom w:val="single" w:sz="4" w:space="0" w:color="auto"/>
+        <w:right w:val="single" w:sz="4" w:space="0" w:color="auto"/>
+        <w:insideH w:val="single" w:sz="4" w:space="0" w:color="auto"/>
+        <w:insideV w:val="single" w:sz="4" w:space="0" w:color="auto"/>
+      </w:tblBorders>
+      <w:tblCellMar>
+        <w:top w:w="0" w:type="dxa"/>
+        <w:left w:w="108" w:type="dxa"/>
+        <w:bottom w:w="0" w:type="dxa"/>
+        <w:right w:w="108" w:type="dxa"/>
+      </w:tblCellMar>
+    </w:tblPr>
   </w:style>
 </w:styles>
 </file>
@@ -23482,7 +24685,7 @@
 </file>
 
 <file path=customXml/itemProps1.xml><?xml version="1.0" encoding="utf-8"?>
-<ds:datastoreItem xmlns:ds="http://schemas.openxmlformats.org/officeDocument/2006/customXml" ds:itemID="{C19A8EF8-B6E3-4693-B751-EE406C5084F6}">
+<ds:datastoreItem xmlns:ds="http://schemas.openxmlformats.org/officeDocument/2006/customXml" ds:itemID="{B8337B44-3963-44C0-BBFB-DFB90E18F2C3}">
   <ds:schemaRefs>
     <ds:schemaRef ds:uri="http://schemas.openxmlformats.org/officeDocument/2006/bibliography"/>
   </ds:schemaRefs>
